--- a/investor_report/Analyst_Reflection.docx
+++ b/investor_report/Analyst_Reflection.docx
@@ -61,7 +61,18 @@
         <w:t>Choosing the baseline.</w:t>
       </w:r>
       <w:r>
-        <w:t xml:space="preserve"> The most important decision in the report was what counts as a company's normal cash flow. The tool's first pass worked from the most recent quarter. When we tested that against the companies' own oil price sensitivities, Q2 2026 cash flow turned out to be about $19 billion (Exxon) and $24 billion (Chevron) higher per year than oil prices alone explain. The AI then laid out three options: annualize Q2, start from 2025 results with an adjustment for Chevron's Hess acquisition, or rely on company guidance such as Chevron's claim that it breaks even below $50 Brent. I rejected company guidance because that sub-$50 claim is exactly what the report needed to test, not assume. I also rejected the Q2 run rate because it treats wartime refining margins as permanent. I chose the 2025 base plus Hess. The result was that Chevron's breakeven came out near $62, well above its own claim, and the report now names that gap as its largest uncertainty instead of hiding it.</w:t>
+        <w:t xml:space="preserve"> The tool's first pass worked from the latest quarter, but Q2 2026 cash flow was about $19 billion (Exxon) and $24 billion (Chevron) a year higher than oil prices alone explain. Of the options it laid out, I rejected company guidance because Chevron's sub-$50 breakeven claim is what the report needed to test, not assume, and I rejected the Q2 run rate because it treats wartime refining margins as permanent. I chose 2025 results plus a Hess adjustment.</w:t>
+      </w:r>
+    </w:p>
+    <w:p>
+      <w:r>
+        <w:rPr>
+          <w:b/>
+        </w:rPr>
+        <w:t>Challenging the draft.</w:t>
+      </w:r>
+      <w:r>
+        <w:t xml:space="preserve"> After the first draft I had the AI list the weakest points it could see, and I made the call on each. The most important was Figure 2. It compared Exxon's breakeven with a $20 billion buyback against Chevron's with a $10 billion buyback, but those are 2.8% and 2.3% of market value. The smaller Chevron program made the two companies look closer than they are. I had the model test both at the same 2.8%, and Chevron's breakeven rose from $79 to $82, against $77 for Exxon. I also would not let one EIA number stand as “the” peace price, because the EIA raised its fourth quarter forecast by $14 in a single month. The report now calls $74 one input and leans on the bracketing scenarios. The Hess adjustment used a $0.10 billion per $1 sensitivity the AI had simply assumed. I kept it but required the report to flag it and show that zero or double moves Chevron's breakevens by only about $1. Finally, I kept Exxon's Middle East recovery central despite the damaged Qatar trains, because peace implies an eventual restart and the risk section already shows what happens if it never comes (Exxon's yield at $74 falls to 4.4%).</w:t>
       </w:r>
     </w:p>
     <w:p>
@@ -70,7 +81,7 @@
           <w:b/>
           <w:color w:val="C00000"/>
         </w:rPr>
-        <w:t>[[FILL: Add your second pushback example from the spot-checks, in your own words: which number you checked, what the AI or search summary said, what the source actually said, and what changed in the report. If every check matched, say that and describe instead a claim in the draft you questioned and why.]]</w:t>
+        <w:t>[[FILL: Optional: if a spot-check turned up a mismatch, add 2 to 3 sentences here on what the summary said, what the source said, and what changed. Otherwise delete this line.]]</w:t>
       </w:r>
     </w:p>
     <w:p>
@@ -105,7 +116,7 @@
         <w:t>A better metric replaced a misleading one.</w:t>
       </w:r>
       <w:r>
-        <w:t xml:space="preserve"> Annualized quarterly cash flow was replaced by a normalized model: 2025 cash flow moved to each scenario price using each company's disclosed sensitivity. With that change, Chevron's apparent valuation discount disappeared. Both stocks yield about 4.9% at $74.</w:t>
+        <w:t xml:space="preserve"> Annualized quarterly cash flow became a normalized model, and Chevron's apparent valuation discount disappeared: both stocks yield about 4.9% at $74.</w:t>
       </w:r>
     </w:p>
     <w:p>
@@ -113,21 +124,10 @@
         <w:rPr>
           <w:b/>
         </w:rPr>
-        <w:t>A fairness adjustment and a stress test were added.</w:t>
+        <w:t>Fairness fixes.</w:t>
       </w:r>
       <w:r>
-        <w:t xml:space="preserve"> Chevron's 2025 numbers include only about five months of Hess, so I added the missing portion (+$2.9 billion) using Hess's last annual report. I also chose to model Exxon's Middle East production returning in a peace scenario, which became the report's most distinctive argument. Then I tested the case where it does not return: Exxon's peace-case yield drops to about 4.4%, below Chevron's, and most of the preference disappears. That test is in the risk section.</w:t>
-      </w:r>
-    </w:p>
-    <w:p>
-      <w:r>
-        <w:rPr>
-          <w:b/>
-        </w:rPr>
-        <w:t>A labeling error was corrected.</w:t>
-      </w:r>
-      <w:r>
-        <w:t xml:space="preserve"> The draft called Exxon's sensitivity an after-tax cash flow figure; the source only supports an upstream earnings sensitivity.</w:t>
+        <w:t xml:space="preserve"> I added the missing months of Hess for Chevron (+$2.9 billion), modeled Exxon's Middle East output returning in peace, and stress-tested the case where it does not. I also corrected a label that called Exxon's sensitivity an after-tax cash flow figure, which its source does not support.</w:t>
       </w:r>
     </w:p>
     <w:p>

--- a/investor_report/Analyst_Reflection.docx
+++ b/investor_report/Analyst_Reflection.docx
@@ -72,16 +72,7 @@
         <w:t>Challenging the draft.</w:t>
       </w:r>
       <w:r>
-        <w:t xml:space="preserve"> After the first draft I had the AI list the weakest points it could see, and I made the call on each. The most important was Figure 2. It compared Exxon's breakeven with a $20 billion buyback against Chevron's with a $10 billion buyback, but those are 2.8% and 2.3% of market value. The smaller Chevron program made the two companies look closer than they are. I had the model test both at the same 2.8%, and Chevron's breakeven rose from $79 to $82, against $77 for Exxon. I also would not let one EIA number stand as “the” peace price, because the EIA raised its fourth quarter forecast by $14 in a single month. The report now calls $74 one input and leans on the bracketing scenarios. The Hess adjustment used a $0.10 billion per $1 sensitivity the AI had simply assumed. I kept it but required the report to flag it and show that zero or double moves Chevron's breakevens by only about $1. Finally, I kept Exxon's Middle East recovery central despite the damaged Qatar trains, because peace implies an eventual restart and the risk section already shows what happens if it never comes (Exxon's yield at $74 falls to 4.4%).</w:t>
-      </w:r>
-    </w:p>
-    <w:p>
-      <w:r>
-        <w:rPr>
-          <w:b/>
-          <w:color w:val="C00000"/>
-        </w:rPr>
-        <w:t>[[FILL: Optional: if a spot-check turned up a mismatch, add 2 to 3 sentences here on what the summary said, what the source said, and what changed. Otherwise delete this line.]]</w:t>
+        <w:t xml:space="preserve"> After the first draft I had the AI list the weakest points it could see, and I made the call on each. The most important was Figure 2. It compared Exxon's breakeven with a $20 billion buyback against Chevron's with a $10 billion buyback, but those are 2.8% and 2.3% of market value. The smaller Chevron program made the two companies look closer than they are. I had the model test both at the same 2.8%, and Chevron's breakeven rose from $79 to $82, against $77 for Exxon. I also would not let one EIA number stand as “the” peace price, because the EIA raised its fourth quarter forecast by $14 in a single month. The report now calls $74 one input and leans on the bracketing scenarios. The Hess adjustment used a $0.10 billion per $1 sensitivity the AI had simply assumed. I kept it but required the report to flag it and show that zero or double moves Chevron's breakevens by only about $1. Finally, I kept Exxon's Middle East recovery central despite the damaged Qatar trains, because peace implies an eventual restart and the risk section already shows what happens if it never comes (Exxon's yield at $74 falls to 4.5%).</w:t>
       </w:r>
     </w:p>
     <w:p>
@@ -150,16 +141,18 @@
     </w:p>
     <w:p>
       <w:r>
-        <w:t>Every derived number was recomputed in code rather than typed by hand: market values from share counts implied by each company's reported EPS, free cash flow, and breakevens. I then checked the inputs the conclusion depends on most against the original documents:</w:t>
+        <w:t>Every derived number was recomputed in code rather than typed by hand. I then pulled the original documents myself: Chevron's Q2 2026 release and 10-Q, Exxon's 2025 results release, and Exxon's Q2 2026 earnings slides. I had the AI extract the tables from them and compare them with the draft. I read the Chevron sensitivity sentence in the 10-Q myself: about $600 million of after-tax earnings and cash flow per $1 of Brent, which matched. Exxon's 2025 cash flow ($59.7 billion), free cash flow ($26.1 billion) and distributions ($37.2 billion) all matched to the decimal, and its sensitivity page confirmed $700 million per $1 of Brent. That page also showed $800 million per $1 of refining margin, which I added to the report because it explains much of the Q2 cash surge.</w:t>
       </w:r>
     </w:p>
     <w:p>
       <w:r>
         <w:rPr>
           <w:b/>
-          <w:color w:val="C00000"/>
         </w:rPr>
-        <w:t>[[FILL: List each spot-check you did (1 to 6 from SPOT_CHECKS.md): the number, the source you opened, and whether it matched. Give at least one in full detail: why it mattered, how you checked it, and what you found.]]</w:t>
+        <w:t>The check that failed.</w:t>
+      </w:r>
+      <w:r>
+        <w:t xml:space="preserve"> The draft said Exxon lost about $1.3 billion of upstream earnings to Middle East volumes in Q2, a figure from a news summary. Exxon's slides show $1.28 billion for the whole first half, with Q2 about $0.78 billion worse than Q1, which puts Q2 alone near $1.03 billion. The summary had relabeled a six-month number as a quarter. That number drives the war scenario, so the war-case deduction fell from $5.2 billion to $4.1 billion a year. The recommendation did not change. I could not verify Chevron's full-year 2025 cash flow, because the release I found covered Q2 2026, and I did not check the October 13 share prices, so both remain secondary-source figures.</w:t>
       </w:r>
     </w:p>
     <w:p>

--- a/investor_report/Analyst_Reflection.docx
+++ b/investor_report/Analyst_Reflection.docx
@@ -37,7 +37,7 @@
     </w:p>
     <w:p>
       <w:r>
-        <w:t>I used Claude (Anthropic), a general-purpose assistant, running in a coding environment with web search and Python. It was not a finance-specific product. It suggested the ExxonMobil versus Chevron scope, searched for current data (its built-in knowledge stopped before the period I analyzed), wrote and ran the Python scenario model and charts, and drafted most of the report text. I want to be plain about that last point: the AI wrote most of the prose. My role was deciding at the points where the analysis could go different ways, checking the numbers the conclusion depends on, and choosing the recommendation I was willing to sign.</w:t>
+        <w:t>I used Claude (Anthropic), a general-purpose assistant, running in a coding environment with web search and Python. It was not a finance-specific product. It suggested the ExxonMobil versus Chevron scope, searched for current data (its built-in knowledge stopped before the period I analyzed), wrote and ran the Python scenario model and charts, and drafted most of the report text. My role was deciding at the points where the analysis could go different ways, checking the numbers the conclusion depends on, and choosing the recommendation I was willing to sign.</w:t>
       </w:r>
     </w:p>
     <w:p>
@@ -61,7 +61,7 @@
         <w:t>Choosing the baseline.</w:t>
       </w:r>
       <w:r>
-        <w:t xml:space="preserve"> The tool's first pass worked from the latest quarter, but Q2 2026 cash flow was about $19 billion (Exxon) and $24 billion (Chevron) a year higher than oil prices alone explain. Of the options it laid out, I rejected company guidance because Chevron's sub-$50 breakeven claim is what the report needed to test, not assume, and I rejected the Q2 run rate because it treats wartime refining margins as permanent. I chose 2025 results plus a Hess adjustment.</w:t>
+        <w:t xml:space="preserve"> The tool's first pass worked from the latest quarter, but Q2 2026 cash flow was about $19 billion (Exxon) and $23 billion (Chevron) a year higher than oil prices alone explain. Of the options it laid out, I rejected company guidance because Chevron's sub-$50 breakeven claim is what the report needed to test, not assume, and I rejected the Q2 run rate because it treats wartime refining margins as permanent. I chose 2025 results plus a Hess adjustment.</w:t>
       </w:r>
     </w:p>
     <w:p>
@@ -72,7 +72,7 @@
         <w:t>Challenging the draft.</w:t>
       </w:r>
       <w:r>
-        <w:t xml:space="preserve"> After the first draft I had the AI list the weakest points it could see, and I made the call on each. The most important was Figure 2. It compared Exxon's breakeven with a $20 billion buyback against Chevron's with a $10 billion buyback, but those are 2.8% and 2.3% of market value. The smaller Chevron program made the two companies look closer than they are. I had the model test both at the same 2.8%, and Chevron's breakeven rose from $79 to $82, against $77 for Exxon. I also would not let one EIA number stand as “the” peace price, because the EIA raised its fourth quarter forecast by $14 in a single month. The report now calls $74 one input and leans on the bracketing scenarios. The Hess adjustment used a $0.10 billion per $1 sensitivity the AI had simply assumed. I kept it but required the report to flag it and show that zero or double moves Chevron's breakevens by only about $1. Finally, I kept Exxon's Middle East recovery central despite the damaged Qatar trains, because peace implies an eventual restart and the risk section already shows what happens if it never comes (Exxon's yield at $74 falls to 4.5%).</w:t>
+        <w:t xml:space="preserve"> After the first draft I had the AI list the weakest points it could see, and I made the call on each. The most important was Figure 2. It compared Exxon's breakeven with a $20 billion buyback against Chevron's with a $10 billion buyback, but those are 2.8% and 2.3% of market value. The smaller Chevron program made the two companies look closer than they are. I had the model test both at the same 2.8%, and Chevron's breakeven rose by about $3 a barrel. I also would not let one EIA number stand as “the” peace price, because the EIA raised its fourth quarter forecast by $14 in a single month. The report now calls $74 one input and leans on the bracketing scenarios. The Hess adjustment used a $0.10 billion per $1 sensitivity the AI had simply assumed. I kept it but required the report to flag it and show that zero or double moves Chevron's breakevens by only about $1. Finally, I kept Exxon's Middle East recovery central despite the damaged Qatar trains, because peace implies an eventual restart and the risk section already shows what happens if it never comes (Exxon's yield at $74 falls to 4.5%).</w:t>
       </w:r>
     </w:p>
     <w:p>
@@ -107,7 +107,7 @@
         <w:t>A better metric replaced a misleading one.</w:t>
       </w:r>
       <w:r>
-        <w:t xml:space="preserve"> Annualized quarterly cash flow became a normalized model, and Chevron's apparent valuation discount disappeared: both stocks yield about 4.9% at $74.</w:t>
+        <w:t xml:space="preserve"> Annualized quarterly cash flow became a normalized model. Chevron's large apparent discount shrank to a narrow lead: 5.2% versus 4.9% at $74.</w:t>
       </w:r>
     </w:p>
     <w:p>
@@ -136,7 +136,7 @@
     </w:p>
     <w:p>
       <w:r>
-        <w:t>Verification mattered more than usual here, because the AI tool could not open SEC filings, EIA pages or company websites from its environment. Every figure reached it through search engine summaries, and those summaries sometimes disagreed. For example, Chevron's 2025 operating cash flow came back as both $33.9 billion and $34.9 billion. Chevron's Q2 free cash flow appeared as both $15.4 billion (company-adjusted) and $18.1 billion, and its market value ranged from $405 billion to $427 billion depending on the site. Q2 Brent was $104.40 (World Bank) or $102.93 (EIA), too small a gap to matter.</w:t>
+        <w:t>Verification mattered more than usual here, because the AI tool could not open SEC filings, EIA pages or company websites from its environment. Every figure reached it through search engine summaries, and those summaries sometimes disagreed. For example, Chevron's 2025 operating cash flow came back as both $33.9 billion and $34.9 billion. Chevron's Q2 free cash flow appeared as both $15.4 billion (company-adjusted) and $18.1 billion, and its market value ranged from $405 billion to $427 billion depending on the site.</w:t>
       </w:r>
     </w:p>
     <w:p>
@@ -149,10 +149,10 @@
         <w:rPr>
           <w:b/>
         </w:rPr>
-        <w:t>The check that failed.</w:t>
+        <w:t>Two checks failed.</w:t>
       </w:r>
       <w:r>
-        <w:t xml:space="preserve"> The draft said Exxon lost about $1.3 billion of upstream earnings to Middle East volumes in Q2, a figure from a news summary. Exxon's slides show $1.28 billion for the whole first half, with Q2 about $0.78 billion worse than Q1, which puts Q2 alone near $1.03 billion. The summary had relabeled a six-month number as a quarter. That number drives the war scenario, so the war-case deduction fell from $5.2 billion to $4.1 billion a year. The recommendation did not change. I could not verify Chevron's full-year 2025 cash flow, because the release I found covered Q2 2026, and I did not check the October 13 share prices, so both remain secondary-source figures.</w:t>
+        <w:t xml:space="preserve"> First, the draft said Exxon lost about $1.3 billion of upstream earnings to Middle East volumes in Q2. Exxon's slides show $1.28 billion for the whole first half, which puts Q2 near $1.03 billion; a news summary had relabeled a six-month figure as a quarter. Second, and more important, the draft used $33.9 billion for Chevron's 2025 cash flow excluding working capital. Chevron's fourth quarter release shows $34.9 billion. The $33.9 billion was the line above it, cash flow including working capital. That $1 billion moved Chevron's peace-case yield from 4.9% to 5.2% and its breakeven from $62 to $60, and it changed my recommendation (Section 6). I did not check the October 13 share prices, so those remain secondary-source figures.</w:t>
       </w:r>
     </w:p>
     <w:p>
@@ -187,7 +187,7 @@
         <w:t>No access to primary sources.</w:t>
       </w:r>
       <w:r>
-        <w:t xml:space="preserve"> The tool's environment blocked the SEC, EIA and company sites, so it worked from search summaries that conflicted, mixed up table columns, and sometimes cited secondary blogs. It flagged some conflicts but still built clean-looking tables from them. I gave priority to company-reported definitions, derived market values myself, and checked the key inputs by hand. That reduced the risk without removing it.</w:t>
+        <w:t xml:space="preserve"> The tool's environment blocked the SEC, EIA and company sites, so it worked from search summaries that conflicted, took numbers from the wrong table row, and sometimes cited secondary blogs. It flagged some conflicts but still built clean-looking tables from them. I gave priority to company-reported definitions, derived market values myself, and checked the key inputs by hand. That reduced the risk without removing it.</w:t>
       </w:r>
     </w:p>
     <w:p>
@@ -209,7 +209,7 @@
         <w:t>False precision.</w:t>
       </w:r>
       <w:r>
-        <w:t xml:space="preserve"> The model reports breakevens like “$62” to the dollar, but Chevron's figure depends partly on a Hess oil price sensitivity of $0.10 billion per $1 that the tool assumed and could not source. The report says a $1 billion error moves a breakeven by $1.40 to $1.70, so readers can see how soft those figures are.</w:t>
+        <w:t xml:space="preserve"> The model reports breakevens like “$60” to the dollar, but Chevron's figure depends partly on a Hess oil price sensitivity of $0.10 billion per $1 that the tool assumed and could not source. The report says a $1 billion error moves a breakeven by $1.40 to $1.70, so readers can see how soft those figures are.</w:t>
       </w:r>
     </w:p>
     <w:p>
@@ -227,7 +227,7 @@
     </w:p>
     <w:p>
       <w:r>
-        <w:t>I expected this to be a valuation contest that the cheaper stock would win. On headline numbers Chevron looked cheaper: a higher dividend yield, a slightly lower forward P/E, and more Q2 cash flow per dollar of market value. Normalizing the cash flows removed that discount. The deciding factor turned out to be one I had not thought about at all: Exxon's Middle East exposure. During the war it is a liability, since about 10% of upstream output was offline. In a peace scenario it works as a hedge, because production returns just as prices fall. I also came to see the recommendation as a relative call rather than a reason to buy energy.</w:t>
+        <w:t>My recommendation changed twice. Headline numbers made Chevron look much cheaper. Once I normalized the cash flows, the draft showed the two stocks tied at $74, and I leaned toward Exxon because it falls less when oil drops and gets its Middle East barrels back in peace. Then the spot-check on Chevron's 2025 cash flow found the draft $1 billion too low. With the correct figure, Chevron yields more in three of four scenarios, even with no credit for Tengiz growth, so I switched to Chevron. The bigger lesson is about conviction. A call that one corrected input can flip is a narrow call, and the report now says plainly that Exxon is the better choice for anyone expecting oil below about $67.</w:t>
       </w:r>
     </w:p>
     <w:p>
@@ -245,7 +245,7 @@
     </w:p>
     <w:p>
       <w:r>
-        <w:t>I have the least confidence in the 2025 baseline. It treats 2025 as normal and ignores both companies' growth since then, apart from Hess. That penalizes Chevron in particular, because its Tengiz expansion was ramping up during 2025. It is the most likely reason my Chevron breakeven ($62) is so far above management's sub-$50 claim. If the real figure is closer to $50, Chevron becomes the better value and my recommendation flips. The next step is the late October third quarter reports. I would take Chevron's Q3 operating cash flow, back out the oil price effect using its $0.60 billion sensitivity, and see whether the implied normal level is well above my $36.8 billion. I would also look for refining margin data, to see how much of the 2026 windfall came from refining rather than crude.</w:t>
+        <w:t>I have the least confidence in the 2025 baseline. It treats 2025 as normal and ignores both companies' growth since then, apart from Hess. That penalizes Chevron in particular, because its Tengiz expansion was ramping up during 2025, and it is the main reason my Chevron breakeven ($60) sits about $10 above management's sub-$50 claim. If management is right, my recommendation gets stronger. If Chevron's normal cash flow is below my $37.8 billion, the lead disappears. The next step is the late October third quarter reports: take Chevron's Q3 operating cash flow, back out the oil price effect using its $0.60 billion sensitivity, and compare the result with $37.8 billion.</w:t>
       </w:r>
     </w:p>
     <w:p>
@@ -263,7 +263,7 @@
     </w:p>
     <w:p>
       <w:r>
-        <w:t>Yes, as a relative call. I would defend “prefer Exxon over Chevron for an investor who wants integrated oil exposure while the war premium fades,” because it rests on findings that do not depend on a precise oil forecast: Exxon's lower sensitivity per dollar of market value, its ability to cover the dividend at $60, and its Middle East volumes coming back. I would not put my name on a broader “buy energy now” call. Both stocks have rallied on cash flows the EIA expects to be temporary, and at $74 oil neither generates enough free cash flow to fund its current buyback. Before committing real capital I would also want the third quarter results in hand and every input in Table 1 checked against the original filing, not just the ones I spot-checked.</w:t>
+        <w:t>Yes, as a relative call, with moderate conviction. I would defend “prefer Chevron over Exxon for an investor who wants integrated oil exposure and accepts the EIA's price path,” because Chevron yields more in three of four scenarios and pays the higher dividend even under a model that is conservative toward it. I would also tell the committee that the lead is narrow, that Exxon is the safer stock below about $67 oil, and that the call already flipped once on a single corrected input. I would not put my name on a broader “buy energy now” call, because both stocks have rallied on cash flows the EIA expects to be temporary. Before committing real capital I would want the third quarter results and every input in Table 1 checked against the original filings.</w:t>
       </w:r>
     </w:p>
     <w:sectPr>

--- a/investor_report/Analyst_Reflection.docx
+++ b/investor_report/Analyst_Reflection.docx
@@ -11,7 +11,7 @@
         <w:rPr>
           <w:sz w:val="34"/>
         </w:rPr>
-        <w:t>Analyst Reflection: ExxonMobil or Chevron When the War Premium Fades</w:t>
+        <w:t>Analyst Reflection: Chevron Over ExxonMobil</w:t>
       </w:r>
     </w:p>
     <w:p>
@@ -37,7 +37,7 @@
     </w:p>
     <w:p>
       <w:r>
-        <w:t>I used Claude (Anthropic), a general-purpose assistant, running in a coding environment with web search and Python. It was not a finance-specific product. It suggested the ExxonMobil versus Chevron scope, searched for current data (its built-in knowledge stopped before the period I analyzed), wrote and ran the Python scenario model and charts, and drafted most of the report text. My role was deciding at the points where the analysis could go different ways, checking the numbers the conclusion depends on, and choosing the recommendation I was willing to sign.</w:t>
+        <w:t>I used Claude (Anthropic), a general purpose AI assistant, not a finance-specific product. It suggested Exxon versus Chevron as a scope I could handle, searched the web for current data, wrote and ran the Python model and charts, and drafted most of the text. My job was making the calls where the analysis could go different ways, checking the numbers the conclusion depends on, and deciding what I was actually willing to recommend.</w:t>
       </w:r>
     </w:p>
     <w:p>
@@ -58,10 +58,10 @@
         <w:rPr>
           <w:b/>
         </w:rPr>
-        <w:t>Choosing the baseline.</w:t>
+        <w:t>The baseline.</w:t>
       </w:r>
       <w:r>
-        <w:t xml:space="preserve"> The tool's first pass worked from the latest quarter, but Q2 2026 cash flow was about $19 billion (Exxon) and $23 billion (Chevron) a year higher than oil prices alone explain. Of the options it laid out, I rejected company guidance because Chevron's sub-$50 breakeven claim is what the report needed to test, not assume, and I rejected the Q2 run rate because it treats wartime refining margins as permanent. I chose 2025 results plus a Hess adjustment.</w:t>
+        <w:t xml:space="preserve"> The AI's first pass worked off the latest quarter. When we tested it, Q2 2026 cash flow was about $19 billion (Exxon) and $23 billion (Chevron) a year higher then oil prices alone could explain. I didn't want to just trust company guidance either, because Chevron's claim that it breaks even below $50 is exactly the thing the report should be testing. So I went with 2025 results plus an adjustment for the Hess deal.</w:t>
       </w:r>
     </w:p>
     <w:p>
@@ -69,10 +69,10 @@
         <w:rPr>
           <w:b/>
         </w:rPr>
-        <w:t>Challenging the draft.</w:t>
+        <w:t>The buyback chart.</w:t>
       </w:r>
       <w:r>
-        <w:t xml:space="preserve"> After the first draft I had the AI list the weakest points it could see, and I made the call on each. The most important was Figure 2. It compared Exxon's breakeven with a $20 billion buyback against Chevron's with a $10 billion buyback, but those are 2.8% and 2.3% of market value. The smaller Chevron program made the two companies look closer than they are. I had the model test both at the same 2.8%, and Chevron's breakeven rose by about $3 a barrel. I also would not let one EIA number stand as “the” peace price, because the EIA raised its fourth quarter forecast by $14 in a single month. The report now calls $74 one input and leans on the bracketing scenarios. The Hess adjustment used a $0.10 billion per $1 sensitivity the AI had simply assumed. I kept it but required the report to flag it and show that zero or double moves Chevron's breakevens by only about $1. Finally, I kept Exxon's Middle East recovery central despite the damaged Qatar trains, because peace implies an eventual restart and the risk section already shows what happens if it never comes (Exxon's yield at $74 falls to 4.5%).</w:t>
+        <w:t xml:space="preserve"> After the first draft I had the AI list the weakest parts of its own work and I decided each one. The big one was Figure 2. It compared Exxon with a $20 billion buyback against Chevron with a $10 billion one, but that's 2.8% of Exxon's value versus 2.3% of Chevron's, so it wasn't a fair comparison. I had both tested at 2.8%, which raised Chevron's breakeven by about $3. I also didn't want one EIA number treated as “the” peace price when the EIA moved its own forecast $14 in a month, so the report now calls $74 one input. The AI had just assumed a Hess oil sensitivity with no source. I kept it but made the report say so and show it only moves the breakevens about $1.</w:t>
       </w:r>
     </w:p>
     <w:p>
@@ -90,35 +90,7 @@
     </w:p>
     <w:p>
       <w:r>
-        <w:rPr>
-          <w:b/>
-        </w:rPr>
-        <w:t>The question changed.</w:t>
-      </w:r>
-      <w:r>
-        <w:t xml:space="preserve"> I started with a generic “which major is better” comparison. The first data pulls showed Brent averaging $114 in September because of the Iran conflict, and the EIA forecasting a fall to $74 by late 2027. That turned the question into which company still earns its share price after the war premium fades.</w:t>
-      </w:r>
-    </w:p>
-    <w:p>
-      <w:r>
-        <w:rPr>
-          <w:b/>
-        </w:rPr>
-        <w:t>A better metric replaced a misleading one.</w:t>
-      </w:r>
-      <w:r>
-        <w:t xml:space="preserve"> Annualized quarterly cash flow became a normalized model. Chevron's large apparent discount shrank to a narrow lead: 5.2% versus 4.9% at $74.</w:t>
-      </w:r>
-    </w:p>
-    <w:p>
-      <w:r>
-        <w:rPr>
-          <w:b/>
-        </w:rPr>
-        <w:t>Fairness fixes.</w:t>
-      </w:r>
-      <w:r>
-        <w:t xml:space="preserve"> I added the missing months of Hess for Chevron (+$2.9 billion), modeled Exxon's Middle East output returning in peace, and stress-tested the case where it does not. I also corrected a label that called Exxon's sensitivity an after-tax cash flow figure, which its source does not support.</w:t>
+        <w:t>The question itself changed. I started out with a basic “which oil major is better” idea, then the first data showed Brent averaging $114 in September because of the war, with the EIA expecting $74 by late 2027. That turned it into: which company still earns its share price once the war premium is gone? I also replaced annualized quarterly cash flow with a normalized model, added the missing months of Hess for Chevron, modeled Exxon's Middle East output coming back in peace (and tested the case where it doesn't), and fixed a label that called Exxon's sensitivity an after-tax cash flow figure when it's source didn't say that.</w:t>
       </w:r>
     </w:p>
     <w:p>
@@ -136,12 +108,7 @@
     </w:p>
     <w:p>
       <w:r>
-        <w:t>Verification mattered more than usual here, because the AI tool could not open SEC filings, EIA pages or company websites from its environment. Every figure reached it through search engine summaries, and those summaries sometimes disagreed. For example, Chevron's 2025 operating cash flow came back as both $33.9 billion and $34.9 billion. Chevron's Q2 free cash flow appeared as both $15.4 billion (company-adjusted) and $18.1 billion, and its market value ranged from $405 billion to $427 billion depending on the site.</w:t>
-      </w:r>
-    </w:p>
-    <w:p>
-      <w:r>
-        <w:t>Every derived number was recomputed in code rather than typed by hand. I then pulled the original documents myself: Chevron's Q2 2026 release and 10-Q, Exxon's 2025 results release, and Exxon's Q2 2026 earnings slides. I had the AI extract the tables from them and compare them with the draft. I read the Chevron sensitivity sentence in the 10-Q myself: about $600 million of after-tax earnings and cash flow per $1 of Brent, which matched. Exxon's 2025 cash flow ($59.7 billion), free cash flow ($26.1 billion) and distributions ($37.2 billion) all matched to the decimal, and its sensitivity page confirmed $700 million per $1 of Brent. That page also showed $800 million per $1 of refining margin, which I added to the report because it explains much of the Q2 cash surge.</w:t>
+        <w:t>Verification mattered alot here because the AI couldn't open the SEC, EIA or company websites from its environment. Everything came through search result summaries, and they didn't always agree. Chevron's 2025 cash flow showed up as both $33.9 and $34.9 billion, and its market value ranged from $405 to $427 billion depending on the site. So I downloaded the original documents myself: both companies' fourth quarter 2025 releases, Chevron's Q2 2026 release and 10-Q, and Exxon's Q2 2026 slides. The AI pulled the tables out and compared them to the draft, and I read Chevron's sensitivity sentence in the 10-Q myself ($600 million after tax per $1 of Brent, which matched). Exxon's 2025 cash flow, free cash flow and payouts all matched exactly.</w:t>
       </w:r>
     </w:p>
     <w:p>
@@ -152,7 +119,7 @@
         <w:t>Two checks failed.</w:t>
       </w:r>
       <w:r>
-        <w:t xml:space="preserve"> First, the draft said Exxon lost about $1.3 billion of upstream earnings to Middle East volumes in Q2. Exxon's slides show $1.28 billion for the whole first half, which puts Q2 near $1.03 billion; a news summary had relabeled a six-month figure as a quarter. Second, and more important, the draft used $33.9 billion for Chevron's 2025 cash flow excluding working capital. Chevron's fourth quarter release shows $34.9 billion. The $33.9 billion was the line above it, cash flow including working capital. That $1 billion moved Chevron's peace-case yield from 4.9% to 5.2% and its breakeven from $62 to $60, and it changed my recommendation (Section 6). I did not check the October 13 share prices, so those remain secondary-source figures.</w:t>
+        <w:t xml:space="preserve"> The draft said Exxon lost $1.3 billion to Middle East volumes in Q2, but the slides show $1.28 billion for the whole first half, so Q2 was closer to $1.03 billion. A news summary had labeled a six-month number as one quarter. The bigger one was Chevron's 2025 cash flow excluding working capital. The draft used $33.9 billion, but Chevron's release says $34.9 billion. The $33.9 was the line right above it, cash flow including working capital. That $1 billion is what changed my recommendation (Section 6). I never checked the October 13 share prices, so those are still from secondary sources.</w:t>
       </w:r>
     </w:p>
     <w:p>
@@ -173,10 +140,10 @@
         <w:rPr>
           <w:b/>
         </w:rPr>
-        <w:t>Out-of-date knowledge presented confidently.</w:t>
+        <w:t>Outdated knowledge.</w:t>
       </w:r>
       <w:r>
-        <w:t xml:space="preserve"> When I picked the topic, the tool described the comparison as having “one dominant driver (oil price)” and did not know a war had pushed Brent above $100. I noticed this when the first search showed September Brent at $114. It mattered because the original framing would have produced a stale report. The fix was a rule that every current fact must come from a dated 2026 source. That worked for facts, but the tool's framing still reflected its older picture of the industry until the data forced a rethink.</w:t>
+        <w:t xml:space="preserve"> When we picked the topic the AI called it a comparison with “one dominant driver (oil price)” and had no idea a war had pushed oil over $100. I only noticed when the first search came back with $114 Brent. After that, every current fact had to come from a dated 2026 source.</w:t>
       </w:r>
     </w:p>
     <w:p>
@@ -184,10 +151,10 @@
         <w:rPr>
           <w:b/>
         </w:rPr>
-        <w:t>No access to primary sources.</w:t>
+        <w:t>No primary sources.</w:t>
       </w:r>
       <w:r>
-        <w:t xml:space="preserve"> The tool's environment blocked the SEC, EIA and company sites, so it worked from search summaries that conflicted, took numbers from the wrong table row, and sometimes cited secondary blogs. It flagged some conflicts but still built clean-looking tables from them. I gave priority to company-reported definitions, derived market values myself, and checked the key inputs by hand. That reduced the risk without removing it.</w:t>
+        <w:t xml:space="preserve"> Since it couldn't open filings, it worked from summaries that sometimes grabbed the wrong table row or relabeled time periods, and it still built clean looking tables out of them. Both of my failed checks came from this. The fix was getting the documents myself, which worked for the numbers I checked but not for the ones I didn't.</w:t>
       </w:r>
     </w:p>
     <w:p>
@@ -195,21 +162,19 @@
         <w:rPr>
           <w:b/>
         </w:rPr>
-        <w:t>Treating a recent quarter as representative.</w:t>
+        <w:t>Treating one quarter as normal.</w:t>
       </w:r>
       <w:r>
-        <w:t xml:space="preserve"> Its first instinct was to annualize Q2 2026, overstating normal cash flow by roughly a quarter (Section 2). The normalized model fixed this but swapped in a different assumption (Section 7).</w:t>
+        <w:t xml:space="preserve"> Its first instinct was to annualize Q2, which would have overstated normal cash flow by around a quarter. </w:t>
       </w:r>
-    </w:p>
-    <w:p>
       <w:r>
         <w:rPr>
           <w:b/>
         </w:rPr>
-        <w:t>False precision.</w:t>
+        <w:t>False precision</w:t>
       </w:r>
       <w:r>
-        <w:t xml:space="preserve"> The model reports breakevens like “$60” to the dollar, but Chevron's figure depends partly on a Hess oil price sensitivity of $0.10 billion per $1 that the tool assumed and could not source. The report says a $1 billion error moves a breakeven by $1.40 to $1.70, so readers can see how soft those figures are.</w:t>
+        <w:t xml:space="preserve"> was the other one. It reports breakevens to the dollar even though some inputs are guesses, so the report now says how much each error moves them.</w:t>
       </w:r>
     </w:p>
     <w:p>
@@ -227,7 +192,7 @@
     </w:p>
     <w:p>
       <w:r>
-        <w:t>My recommendation changed twice. Headline numbers made Chevron look much cheaper. Once I normalized the cash flows, the draft showed the two stocks tied at $74, and I leaned toward Exxon because it falls less when oil drops and gets its Middle East barrels back in peace. Then the spot-check on Chevron's 2025 cash flow found the draft $1 billion too low. With the correct figure, Chevron yields more in three of four scenarios, even with no credit for Tengiz growth, so I switched to Chevron. The bigger lesson is about conviction. A call that one corrected input can flip is a narrow call, and the report now says plainly that Exxon is the better choice for anyone expecting oil below about $67.</w:t>
+        <w:t>My recommendation changed twice. On headline numbers Chevron looked a lot cheaper. After normalizing, the draft showed the two tied at $74, and I leaned Exxon since it falls less when oil drops and gets it's Middle East barrels back in a peace scenario. Then my spot-check found Chevron's 2025 cash flow was $1 billion too low in the draft. With the right number Chevron yields more in three of four scenarios, even without credit for Tengiz, so I switched to Chevron. The lesson for me was about conviction. If one corrected number can flip the call, it's a narrow call, and the report should say that, which it now does.</w:t>
       </w:r>
     </w:p>
     <w:p>
@@ -245,7 +210,7 @@
     </w:p>
     <w:p>
       <w:r>
-        <w:t>I have the least confidence in the 2025 baseline. It treats 2025 as normal and ignores both companies' growth since then, apart from Hess. That penalizes Chevron in particular, because its Tengiz expansion was ramping up during 2025, and it is the main reason my Chevron breakeven ($60) sits about $10 above management's sub-$50 claim. If management is right, my recommendation gets stronger. If Chevron's normal cash flow is below my $37.8 billion, the lead disappears. The next step is the late October third quarter reports: take Chevron's Q3 operating cash flow, back out the oil price effect using its $0.60 billion sensitivity, and compare the result with $37.8 billion.</w:t>
+        <w:t>I'm least confident in the 2025 baseline. It treats 2025 as normal and ignores growth since then, apart from Hess, which hurts Chevron the most because Tengiz was ramping up during 2025. That's probably why my Chevron breakeven ($60) is about $10 above what management claims. If they're right, my call gets stronger. If Chevron's normal cash flow is below my $37.8 billion, the lead goes away. Next I would take Chevron's Q3 results at the end of October, back out the oil price effect, and see where it lands.</w:t>
       </w:r>
     </w:p>
     <w:p>
@@ -263,7 +228,7 @@
     </w:p>
     <w:p>
       <w:r>
-        <w:t>Yes, as a relative call, with moderate conviction. I would defend “prefer Chevron over Exxon for an investor who wants integrated oil exposure and accepts the EIA's price path,” because Chevron yields more in three of four scenarios and pays the higher dividend even under a model that is conservative toward it. I would also tell the committee that the lead is narrow, that Exxon is the safer stock below about $67 oil, and that the call already flipped once on a single corrected input. I would not put my name on a broader “buy energy now” call, because both stocks have rallied on cash flows the EIA expects to be temporary. Before committing real capital I would want the third quarter results and every input in Table 1 checked against the original filings.</w:t>
+        <w:t>Yes, as a relative call, with moderate conviction. I'd defend “prefer Chevron over Exxon for an investor who wants oil exposure and accepts the EIA's price path,” because Chevron comes out ahead in three of four scenarios and pays a higher dividend under a model that is definately conservative toward it. But I would tell the committee the lead is narrow, that Exxon is safer if oil goes below about $67, and that the call already flipped once on one corrected number. I wouldn't sign a general “buy energy now” call, and before putting real money in I'd want the Q3 results and every input in Table 1 checked against the filings.</w:t>
       </w:r>
     </w:p>
     <w:sectPr>
